--- a/backend/outputs/50694144/50694144_EVENTO_SCPM-05 2025.docx
+++ b/backend/outputs/50694144/50694144_EVENTO_SCPM-05 2025.docx
@@ -1796,8 +1796,16 @@
             <w:vAlign w:val="bottom"/>
           </w:tcPr>
           <w:p>
+            <w:pPr>
+              <w:rPr>
+                <w:rFonts w:ascii="Arial" w:hAnsi="Arial" w:cs="Arial"/>
+              </w:rPr>
+            </w:pPr>
             <w:proofErr w:type="gramStart"/>
             <w:r>
+              <w:rPr>
+                <w:rFonts w:ascii="Arial" w:hAnsi="Arial" w:cs="Arial"/>
+              </w:rPr>
               <w:t xml:space="preserve">460650</w:t>
             </w:r>
           </w:p>
@@ -1809,8 +1817,16 @@
             <w:vAlign w:val="bottom"/>
           </w:tcPr>
           <w:p>
+            <w:pPr>
+              <w:rPr>
+                <w:rFonts w:ascii="Arial" w:hAnsi="Arial" w:cs="Arial"/>
+              </w:rPr>
+            </w:pPr>
             <w:proofErr w:type="gramStart"/>
             <w:r>
+              <w:rPr>
+                <w:rFonts w:ascii="Arial" w:hAnsi="Arial" w:cs="Arial"/>
+              </w:rPr>
               <w:t xml:space="preserve">Campos Ramirez Vanessa</w:t>
             </w:r>
           </w:p>
@@ -1821,7 +1837,13 @@
             <w:gridSpan w:val="2"/>
             <w:vAlign w:val="center"/>
           </w:tcPr>
-          <w:p/>
+          <w:p>
+            <w:pPr>
+              <w:rPr>
+                <w:rFonts w:ascii="Arial" w:hAnsi="Arial" w:cs="Arial"/>
+              </w:rPr>
+            </w:pPr>
+          </w:p>
         </w:tc>
         <w:tc>
           <w:tcPr>
@@ -1829,7 +1851,19 @@
             <w:gridSpan w:val="3"/>
             <w:vAlign w:val="bottom"/>
           </w:tcPr>
-          <w:p/>
+          <w:p>
+            <w:pPr>
+              <w:rPr>
+                <w:rFonts w:ascii="Arial" w:hAnsi="Arial" w:cs="Arial"/>
+              </w:rPr>
+            </w:pPr>
+            <w:r>
+              <w:rPr>
+                <w:rFonts w:ascii="Arial" w:hAnsi="Arial" w:cs="Arial"/>
+              </w:rPr>
+              <w:t xml:space="preserve">BOMBERO CLASE "B"BOMBEO Y ALMACENAMIENTO</w:t>
+            </w:r>
+          </w:p>
         </w:tc>
         <w:tc>
           <w:tcPr>
@@ -1837,7 +1871,19 @@
             <w:gridSpan w:val="3"/>
             <w:vAlign w:val="bottom"/>
           </w:tcPr>
-          <w:p/>
+          <w:p>
+            <w:pPr>
+              <w:rPr>
+                <w:rFonts w:ascii="Arial" w:hAnsi="Arial" w:cs="Arial"/>
+              </w:rPr>
+            </w:pPr>
+            <w:r>
+              <w:rPr>
+                <w:rFonts w:ascii="Arial" w:hAnsi="Arial" w:cs="Arial"/>
+              </w:rPr>
+              <w:t xml:space="preserve">16</w:t>
+            </w:r>
+          </w:p>
         </w:tc>
         <w:tc>
           <w:tcPr>
@@ -1845,7 +1891,13 @@
             <w:gridSpan w:val="2"/>
             <w:vAlign w:val="center"/>
           </w:tcPr>
-          <w:p/>
+          <w:p>
+            <w:pPr>
+              <w:rPr>
+                <w:rFonts w:ascii="Arial" w:hAnsi="Arial" w:cs="Arial"/>
+              </w:rPr>
+            </w:pPr>
+          </w:p>
         </w:tc>
         <w:tc>
           <w:tcPr>
@@ -1853,7 +1905,13 @@
             <w:gridSpan w:val="2"/>
             <w:vAlign w:val="center"/>
           </w:tcPr>
-          <w:p/>
+          <w:p>
+            <w:pPr>
+              <w:rPr>
+                <w:rFonts w:ascii="Arial" w:hAnsi="Arial" w:cs="Arial"/>
+              </w:rPr>
+            </w:pPr>
+          </w:p>
         </w:tc>
         <w:tc>
           <w:tcPr>
@@ -1861,7 +1919,13 @@
             <w:gridSpan w:val="2"/>
             <w:vAlign w:val="center"/>
           </w:tcPr>
-          <w:p/>
+          <w:p>
+            <w:pPr>
+              <w:rPr>
+                <w:rFonts w:ascii="Arial" w:hAnsi="Arial" w:cs="Arial"/>
+              </w:rPr>
+            </w:pPr>
+          </w:p>
         </w:tc>
         <w:tc>
           <w:tcPr>
@@ -1869,7 +1933,13 @@
             <w:gridSpan w:val="3"/>
             <w:vAlign w:val="center"/>
           </w:tcPr>
-          <w:p/>
+          <w:p>
+            <w:pPr>
+              <w:rPr>
+                <w:rFonts w:ascii="Arial" w:hAnsi="Arial" w:cs="Arial"/>
+              </w:rPr>
+            </w:pPr>
+          </w:p>
         </w:tc>
         <w:tc>
           <w:tcPr>
@@ -1877,7 +1947,13 @@
             <w:gridSpan w:val="2"/>
             <w:vAlign w:val="center"/>
           </w:tcPr>
-          <w:p/>
+          <w:p>
+            <w:pPr>
+              <w:rPr>
+                <w:rFonts w:ascii="Arial" w:hAnsi="Arial" w:cs="Arial"/>
+              </w:rPr>
+            </w:pPr>
+          </w:p>
         </w:tc>
         <w:tc>
           <w:tcPr>
@@ -1885,7 +1961,13 @@
             <w:gridSpan w:val="2"/>
             <w:vAlign w:val="center"/>
           </w:tcPr>
-          <w:p/>
+          <w:p>
+            <w:pPr>
+              <w:rPr>
+                <w:rFonts w:ascii="Arial" w:hAnsi="Arial" w:cs="Arial"/>
+              </w:rPr>
+            </w:pPr>
+          </w:p>
         </w:tc>
         <w:tc>
           <w:tcPr>
@@ -1893,7 +1975,13 @@
             <w:gridSpan w:val="2"/>
             <w:vAlign w:val="center"/>
           </w:tcPr>
-          <w:p/>
+          <w:p>
+            <w:pPr>
+              <w:rPr>
+                <w:rFonts w:ascii="Arial" w:hAnsi="Arial" w:cs="Arial"/>
+              </w:rPr>
+            </w:pPr>
+          </w:p>
         </w:tc>
       </w:tr>
       <w:tr>
@@ -1907,8 +1995,16 @@
             <w:vAlign w:val="bottom"/>
           </w:tcPr>
           <w:p>
+            <w:pPr>
+              <w:rPr>
+                <w:rFonts w:ascii="Arial" w:hAnsi="Arial" w:cs="Arial"/>
+              </w:rPr>
+            </w:pPr>
             <w:proofErr w:type="gramStart"/>
             <w:r>
+              <w:rPr>
+                <w:rFonts w:ascii="Arial" w:hAnsi="Arial" w:cs="Arial"/>
+              </w:rPr>
               <w:t xml:space="preserve">375657</w:t>
             </w:r>
           </w:p>
@@ -1920,8 +2016,16 @@
             <w:vAlign w:val="bottom"/>
           </w:tcPr>
           <w:p>
+            <w:pPr>
+              <w:rPr>
+                <w:rFonts w:ascii="Arial" w:hAnsi="Arial" w:cs="Arial"/>
+              </w:rPr>
+            </w:pPr>
             <w:proofErr w:type="gramStart"/>
             <w:r>
+              <w:rPr>
+                <w:rFonts w:ascii="Arial" w:hAnsi="Arial" w:cs="Arial"/>
+              </w:rPr>
               <w:t xml:space="preserve">Ceron Sanchez Francisco</w:t>
             </w:r>
           </w:p>
@@ -1932,7 +2036,13 @@
             <w:gridSpan w:val="2"/>
             <w:vAlign w:val="center"/>
           </w:tcPr>
-          <w:p/>
+          <w:p>
+            <w:pPr>
+              <w:rPr>
+                <w:rFonts w:ascii="Arial" w:hAnsi="Arial" w:cs="Arial"/>
+              </w:rPr>
+            </w:pPr>
+          </w:p>
         </w:tc>
         <w:tc>
           <w:tcPr>
@@ -1940,7 +2050,19 @@
             <w:gridSpan w:val="3"/>
             <w:vAlign w:val="bottom"/>
           </w:tcPr>
-          <w:p/>
+          <w:p>
+            <w:pPr>
+              <w:rPr>
+                <w:rFonts w:ascii="Arial" w:hAnsi="Arial" w:cs="Arial"/>
+              </w:rPr>
+            </w:pPr>
+            <w:r>
+              <w:rPr>
+                <w:rFonts w:ascii="Arial" w:hAnsi="Arial" w:cs="Arial"/>
+              </w:rPr>
+              <w:t xml:space="preserve">BOMBERO CLASE "B"BOMBEO Y ALMACENAMIENTO</w:t>
+            </w:r>
+          </w:p>
         </w:tc>
         <w:tc>
           <w:tcPr>
@@ -1948,7 +2070,19 @@
             <w:gridSpan w:val="3"/>
             <w:vAlign w:val="bottom"/>
           </w:tcPr>
-          <w:p/>
+          <w:p>
+            <w:pPr>
+              <w:rPr>
+                <w:rFonts w:ascii="Arial" w:hAnsi="Arial" w:cs="Arial"/>
+              </w:rPr>
+            </w:pPr>
+            <w:r>
+              <w:rPr>
+                <w:rFonts w:ascii="Arial" w:hAnsi="Arial" w:cs="Arial"/>
+              </w:rPr>
+              <w:t xml:space="preserve">16</w:t>
+            </w:r>
+          </w:p>
         </w:tc>
         <w:tc>
           <w:tcPr>
@@ -1956,7 +2090,13 @@
             <w:gridSpan w:val="2"/>
             <w:vAlign w:val="center"/>
           </w:tcPr>
-          <w:p/>
+          <w:p>
+            <w:pPr>
+              <w:rPr>
+                <w:rFonts w:ascii="Arial" w:hAnsi="Arial" w:cs="Arial"/>
+              </w:rPr>
+            </w:pPr>
+          </w:p>
         </w:tc>
         <w:tc>
           <w:tcPr>
@@ -1964,7 +2104,13 @@
             <w:gridSpan w:val="2"/>
             <w:vAlign w:val="center"/>
           </w:tcPr>
-          <w:p/>
+          <w:p>
+            <w:pPr>
+              <w:rPr>
+                <w:rFonts w:ascii="Arial" w:hAnsi="Arial" w:cs="Arial"/>
+              </w:rPr>
+            </w:pPr>
+          </w:p>
         </w:tc>
         <w:tc>
           <w:tcPr>
@@ -1972,7 +2118,13 @@
             <w:gridSpan w:val="2"/>
             <w:vAlign w:val="center"/>
           </w:tcPr>
-          <w:p/>
+          <w:p>
+            <w:pPr>
+              <w:rPr>
+                <w:rFonts w:ascii="Arial" w:hAnsi="Arial" w:cs="Arial"/>
+              </w:rPr>
+            </w:pPr>
+          </w:p>
         </w:tc>
         <w:tc>
           <w:tcPr>
@@ -1980,7 +2132,13 @@
             <w:gridSpan w:val="3"/>
             <w:vAlign w:val="center"/>
           </w:tcPr>
-          <w:p/>
+          <w:p>
+            <w:pPr>
+              <w:rPr>
+                <w:rFonts w:ascii="Arial" w:hAnsi="Arial" w:cs="Arial"/>
+              </w:rPr>
+            </w:pPr>
+          </w:p>
         </w:tc>
         <w:tc>
           <w:tcPr>
@@ -1988,7 +2146,13 @@
             <w:gridSpan w:val="2"/>
             <w:vAlign w:val="center"/>
           </w:tcPr>
-          <w:p/>
+          <w:p>
+            <w:pPr>
+              <w:rPr>
+                <w:rFonts w:ascii="Arial" w:hAnsi="Arial" w:cs="Arial"/>
+              </w:rPr>
+            </w:pPr>
+          </w:p>
         </w:tc>
         <w:tc>
           <w:tcPr>
@@ -1996,7 +2160,13 @@
             <w:gridSpan w:val="2"/>
             <w:vAlign w:val="center"/>
           </w:tcPr>
-          <w:p/>
+          <w:p>
+            <w:pPr>
+              <w:rPr>
+                <w:rFonts w:ascii="Arial" w:hAnsi="Arial" w:cs="Arial"/>
+              </w:rPr>
+            </w:pPr>
+          </w:p>
         </w:tc>
         <w:tc>
           <w:tcPr>
@@ -2004,7 +2174,13 @@
             <w:gridSpan w:val="2"/>
             <w:vAlign w:val="center"/>
           </w:tcPr>
-          <w:p/>
+          <w:p>
+            <w:pPr>
+              <w:rPr>
+                <w:rFonts w:ascii="Arial" w:hAnsi="Arial" w:cs="Arial"/>
+              </w:rPr>
+            </w:pPr>
+          </w:p>
         </w:tc>
       </w:tr>
       <w:tr>
@@ -2018,8 +2194,16 @@
             <w:vAlign w:val="bottom"/>
           </w:tcPr>
           <w:p>
+            <w:pPr>
+              <w:rPr>
+                <w:rFonts w:ascii="Arial" w:hAnsi="Arial" w:cs="Arial"/>
+              </w:rPr>
+            </w:pPr>
             <w:proofErr w:type="gramStart"/>
             <w:r>
+              <w:rPr>
+                <w:rFonts w:ascii="Arial" w:hAnsi="Arial" w:cs="Arial"/>
+              </w:rPr>
               <w:t xml:space="preserve">268041</w:t>
             </w:r>
           </w:p>
@@ -2031,8 +2215,16 @@
             <w:vAlign w:val="bottom"/>
           </w:tcPr>
           <w:p>
+            <w:pPr>
+              <w:rPr>
+                <w:rFonts w:ascii="Arial" w:hAnsi="Arial" w:cs="Arial"/>
+              </w:rPr>
+            </w:pPr>
             <w:proofErr w:type="gramStart"/>
             <w:r>
+              <w:rPr>
+                <w:rFonts w:ascii="Arial" w:hAnsi="Arial" w:cs="Arial"/>
+              </w:rPr>
               <w:t xml:space="preserve">Jimenez Garcia Gerardo</w:t>
             </w:r>
           </w:p>
@@ -2043,7 +2235,13 @@
             <w:gridSpan w:val="2"/>
             <w:vAlign w:val="center"/>
           </w:tcPr>
-          <w:p/>
+          <w:p>
+            <w:pPr>
+              <w:rPr>
+                <w:rFonts w:ascii="Arial" w:hAnsi="Arial" w:cs="Arial"/>
+              </w:rPr>
+            </w:pPr>
+          </w:p>
         </w:tc>
         <w:tc>
           <w:tcPr>
@@ -2051,7 +2249,19 @@
             <w:gridSpan w:val="3"/>
             <w:vAlign w:val="bottom"/>
           </w:tcPr>
-          <w:p/>
+          <w:p>
+            <w:pPr>
+              <w:rPr>
+                <w:rFonts w:ascii="Arial" w:hAnsi="Arial" w:cs="Arial"/>
+              </w:rPr>
+            </w:pPr>
+            <w:r>
+              <w:rPr>
+                <w:rFonts w:ascii="Arial" w:hAnsi="Arial" w:cs="Arial"/>
+              </w:rPr>
+              <w:t xml:space="preserve">BOMBERO CLASE "B"BOMBEO Y ALMACENAMIENTO</w:t>
+            </w:r>
+          </w:p>
         </w:tc>
         <w:tc>
           <w:tcPr>
@@ -2059,7 +2269,19 @@
             <w:gridSpan w:val="3"/>
             <w:vAlign w:val="bottom"/>
           </w:tcPr>
-          <w:p/>
+          <w:p>
+            <w:pPr>
+              <w:rPr>
+                <w:rFonts w:ascii="Arial" w:hAnsi="Arial" w:cs="Arial"/>
+              </w:rPr>
+            </w:pPr>
+            <w:r>
+              <w:rPr>
+                <w:rFonts w:ascii="Arial" w:hAnsi="Arial" w:cs="Arial"/>
+              </w:rPr>
+              <w:t xml:space="preserve">12</w:t>
+            </w:r>
+          </w:p>
         </w:tc>
         <w:tc>
           <w:tcPr>
@@ -2067,7 +2289,13 @@
             <w:gridSpan w:val="2"/>
             <w:vAlign w:val="center"/>
           </w:tcPr>
-          <w:p/>
+          <w:p>
+            <w:pPr>
+              <w:rPr>
+                <w:rFonts w:ascii="Arial" w:hAnsi="Arial" w:cs="Arial"/>
+              </w:rPr>
+            </w:pPr>
+          </w:p>
         </w:tc>
         <w:tc>
           <w:tcPr>
@@ -2075,7 +2303,13 @@
             <w:gridSpan w:val="2"/>
             <w:vAlign w:val="center"/>
           </w:tcPr>
-          <w:p/>
+          <w:p>
+            <w:pPr>
+              <w:rPr>
+                <w:rFonts w:ascii="Arial" w:hAnsi="Arial" w:cs="Arial"/>
+              </w:rPr>
+            </w:pPr>
+          </w:p>
         </w:tc>
         <w:tc>
           <w:tcPr>
@@ -2083,7 +2317,13 @@
             <w:gridSpan w:val="2"/>
             <w:vAlign w:val="center"/>
           </w:tcPr>
-          <w:p/>
+          <w:p>
+            <w:pPr>
+              <w:rPr>
+                <w:rFonts w:ascii="Arial" w:hAnsi="Arial" w:cs="Arial"/>
+              </w:rPr>
+            </w:pPr>
+          </w:p>
         </w:tc>
         <w:tc>
           <w:tcPr>
@@ -2091,7 +2331,13 @@
             <w:gridSpan w:val="3"/>
             <w:vAlign w:val="center"/>
           </w:tcPr>
-          <w:p/>
+          <w:p>
+            <w:pPr>
+              <w:rPr>
+                <w:rFonts w:ascii="Arial" w:hAnsi="Arial" w:cs="Arial"/>
+              </w:rPr>
+            </w:pPr>
+          </w:p>
         </w:tc>
         <w:tc>
           <w:tcPr>
@@ -2099,7 +2345,13 @@
             <w:gridSpan w:val="2"/>
             <w:vAlign w:val="center"/>
           </w:tcPr>
-          <w:p/>
+          <w:p>
+            <w:pPr>
+              <w:rPr>
+                <w:rFonts w:ascii="Arial" w:hAnsi="Arial" w:cs="Arial"/>
+              </w:rPr>
+            </w:pPr>
+          </w:p>
         </w:tc>
         <w:tc>
           <w:tcPr>
@@ -2107,7 +2359,13 @@
             <w:gridSpan w:val="2"/>
             <w:vAlign w:val="center"/>
           </w:tcPr>
-          <w:p/>
+          <w:p>
+            <w:pPr>
+              <w:rPr>
+                <w:rFonts w:ascii="Arial" w:hAnsi="Arial" w:cs="Arial"/>
+              </w:rPr>
+            </w:pPr>
+          </w:p>
         </w:tc>
         <w:tc>
           <w:tcPr>
@@ -2115,7 +2373,13 @@
             <w:gridSpan w:val="2"/>
             <w:vAlign w:val="center"/>
           </w:tcPr>
-          <w:p/>
+          <w:p>
+            <w:pPr>
+              <w:rPr>
+                <w:rFonts w:ascii="Arial" w:hAnsi="Arial" w:cs="Arial"/>
+              </w:rPr>
+            </w:pPr>
+          </w:p>
         </w:tc>
       </w:tr>
       <w:tr>
@@ -2129,8 +2393,16 @@
             <w:vAlign w:val="bottom"/>
           </w:tcPr>
           <w:p>
+            <w:pPr>
+              <w:rPr>
+                <w:rFonts w:ascii="Arial" w:hAnsi="Arial" w:cs="Arial"/>
+              </w:rPr>
+            </w:pPr>
             <w:proofErr w:type="gramStart"/>
             <w:r>
+              <w:rPr>
+                <w:rFonts w:ascii="Arial" w:hAnsi="Arial" w:cs="Arial"/>
+              </w:rPr>
               <w:t xml:space="preserve">380140</w:t>
             </w:r>
           </w:p>
@@ -2142,8 +2414,16 @@
             <w:vAlign w:val="bottom"/>
           </w:tcPr>
           <w:p>
+            <w:pPr>
+              <w:rPr>
+                <w:rFonts w:ascii="Arial" w:hAnsi="Arial" w:cs="Arial"/>
+              </w:rPr>
+            </w:pPr>
             <w:proofErr w:type="gramStart"/>
             <w:r>
+              <w:rPr>
+                <w:rFonts w:ascii="Arial" w:hAnsi="Arial" w:cs="Arial"/>
+              </w:rPr>
               <w:t xml:space="preserve">Tellez Jimenez Anhuar Dallan</w:t>
             </w:r>
           </w:p>
@@ -2154,7 +2434,13 @@
             <w:gridSpan w:val="2"/>
             <w:vAlign w:val="center"/>
           </w:tcPr>
-          <w:p/>
+          <w:p>
+            <w:pPr>
+              <w:rPr>
+                <w:rFonts w:ascii="Arial" w:hAnsi="Arial" w:cs="Arial"/>
+              </w:rPr>
+            </w:pPr>
+          </w:p>
         </w:tc>
         <w:tc>
           <w:tcPr>
@@ -2162,7 +2448,19 @@
             <w:gridSpan w:val="3"/>
             <w:vAlign w:val="bottom"/>
           </w:tcPr>
-          <w:p/>
+          <w:p>
+            <w:pPr>
+              <w:rPr>
+                <w:rFonts w:ascii="Arial" w:hAnsi="Arial" w:cs="Arial"/>
+              </w:rPr>
+            </w:pPr>
+            <w:r>
+              <w:rPr>
+                <w:rFonts w:ascii="Arial" w:hAnsi="Arial" w:cs="Arial"/>
+              </w:rPr>
+              <w:t xml:space="preserve">BOMBERO CLASE "B"BOMBEO Y ALMACENAMIENTO</w:t>
+            </w:r>
+          </w:p>
         </w:tc>
         <w:tc>
           <w:tcPr>
@@ -2170,7 +2468,19 @@
             <w:gridSpan w:val="3"/>
             <w:vAlign w:val="bottom"/>
           </w:tcPr>
-          <w:p/>
+          <w:p>
+            <w:pPr>
+              <w:rPr>
+                <w:rFonts w:ascii="Arial" w:hAnsi="Arial" w:cs="Arial"/>
+              </w:rPr>
+            </w:pPr>
+            <w:r>
+              <w:rPr>
+                <w:rFonts w:ascii="Arial" w:hAnsi="Arial" w:cs="Arial"/>
+              </w:rPr>
+              <w:t xml:space="preserve">16</w:t>
+            </w:r>
+          </w:p>
         </w:tc>
         <w:tc>
           <w:tcPr>
@@ -2178,7 +2488,13 @@
             <w:gridSpan w:val="2"/>
             <w:vAlign w:val="center"/>
           </w:tcPr>
-          <w:p/>
+          <w:p>
+            <w:pPr>
+              <w:rPr>
+                <w:rFonts w:ascii="Arial" w:hAnsi="Arial" w:cs="Arial"/>
+              </w:rPr>
+            </w:pPr>
+          </w:p>
         </w:tc>
         <w:tc>
           <w:tcPr>
@@ -2186,7 +2502,13 @@
             <w:gridSpan w:val="2"/>
             <w:vAlign w:val="center"/>
           </w:tcPr>
-          <w:p/>
+          <w:p>
+            <w:pPr>
+              <w:rPr>
+                <w:rFonts w:ascii="Arial" w:hAnsi="Arial" w:cs="Arial"/>
+              </w:rPr>
+            </w:pPr>
+          </w:p>
         </w:tc>
         <w:tc>
           <w:tcPr>
@@ -2194,7 +2516,13 @@
             <w:gridSpan w:val="2"/>
             <w:vAlign w:val="center"/>
           </w:tcPr>
-          <w:p/>
+          <w:p>
+            <w:pPr>
+              <w:rPr>
+                <w:rFonts w:ascii="Arial" w:hAnsi="Arial" w:cs="Arial"/>
+              </w:rPr>
+            </w:pPr>
+          </w:p>
         </w:tc>
         <w:tc>
           <w:tcPr>
@@ -2202,7 +2530,13 @@
             <w:gridSpan w:val="3"/>
             <w:vAlign w:val="center"/>
           </w:tcPr>
-          <w:p/>
+          <w:p>
+            <w:pPr>
+              <w:rPr>
+                <w:rFonts w:ascii="Arial" w:hAnsi="Arial" w:cs="Arial"/>
+              </w:rPr>
+            </w:pPr>
+          </w:p>
         </w:tc>
         <w:tc>
           <w:tcPr>
@@ -2210,7 +2544,13 @@
             <w:gridSpan w:val="2"/>
             <w:vAlign w:val="center"/>
           </w:tcPr>
-          <w:p/>
+          <w:p>
+            <w:pPr>
+              <w:rPr>
+                <w:rFonts w:ascii="Arial" w:hAnsi="Arial" w:cs="Arial"/>
+              </w:rPr>
+            </w:pPr>
+          </w:p>
         </w:tc>
         <w:tc>
           <w:tcPr>
@@ -2218,7 +2558,13 @@
             <w:gridSpan w:val="2"/>
             <w:vAlign w:val="center"/>
           </w:tcPr>
-          <w:p/>
+          <w:p>
+            <w:pPr>
+              <w:rPr>
+                <w:rFonts w:ascii="Arial" w:hAnsi="Arial" w:cs="Arial"/>
+              </w:rPr>
+            </w:pPr>
+          </w:p>
         </w:tc>
         <w:tc>
           <w:tcPr>
@@ -2226,7 +2572,13 @@
             <w:gridSpan w:val="2"/>
             <w:vAlign w:val="center"/>
           </w:tcPr>
-          <w:p/>
+          <w:p>
+            <w:pPr>
+              <w:rPr>
+                <w:rFonts w:ascii="Arial" w:hAnsi="Arial" w:cs="Arial"/>
+              </w:rPr>
+            </w:pPr>
+          </w:p>
         </w:tc>
       </w:tr>
     </w:tbl>
@@ -2292,6 +2644,7 @@
                 <w:b/>
                 <w:szCs w:val="16"/>
               </w:rPr>
+              <w:lastRenderedPageBreak/>
               <w:t>Instructor (es)</w:t>
             </w:r>
           </w:p>
@@ -2376,7 +2729,7 @@
                 <w:sz w:val="22"/>
                 <w:szCs w:val="22"/>
               </w:rPr>
-              <w:t xml:space="preserve">Santiago</w:t>
+              <w:t xml:space="preserve">Santiago Fuentes Lerma</w:t>
             </w:r>
             <w:r>
               <w:rPr>
@@ -2498,7 +2851,7 @@
                 <w:b/>
                 <w:szCs w:val="16"/>
               </w:rPr>
-              <w:t>Área Usuaria</w:t>
+              <w:t xml:space="preserve">Área Usuaria</w:t>
             </w:r>
           </w:p>
         </w:tc>
@@ -2551,61 +2904,7 @@
               </w:rPr>
             </w:pPr>
             <w:r>
-              <w:rPr>
-                <w:rFonts w:ascii="Arial" w:hAnsi="Arial" w:cs="Arial"/>
-                <w:sz w:val="22"/>
-                <w:szCs w:val="22"/>
-                <w:lang w:val="pt-PT"/>
-              </w:rPr>
-              <w:t xml:space="preserve"> </w:t>
-            </w:r>
-            <w:r>
-              <w:rPr>
-                <w:lang w:val="pt-PT"/>
-              </w:rPr>
-              <w:t xml:space="preserve"> </w:t>
-            </w:r>
-            <w:r>
-              <w:rPr>
-                <w:rFonts w:ascii="Arial" w:hAnsi="Arial" w:cs="Arial"/>
-                <w:sz w:val="22"/>
-                <w:szCs w:val="22"/>
-                <w:lang w:val="pt-PT"/>
-              </w:rPr>
-              <w:t>Ing. Raymundo Acosta Chavarria</w:t>
-            </w:r>
-            <w:r>
-              <w:rPr>
-                <w:rFonts w:ascii="Arial" w:hAnsi="Arial" w:cs="Arial"/>
-                <w:sz w:val="22"/>
-                <w:szCs w:val="22"/>
-                <w:lang w:val="pt-PT"/>
-              </w:rPr>
-              <w:t xml:space="preserve"> </w:t>
-            </w:r>
-            <w:r>
-              <w:rPr>
-                <w:rFonts w:ascii="Arial" w:hAnsi="Arial" w:cs="Arial"/>
-                <w:sz w:val="22"/>
-                <w:szCs w:val="22"/>
-                <w:lang w:val="pt-PT"/>
-              </w:rPr>
-              <w:t xml:space="preserve"> F-</w:t>
-            </w:r>
-            <w:r>
-              <w:rPr>
-                <w:lang w:val="pt-PT"/>
-              </w:rPr>
-              <w:t xml:space="preserve"> </w:t>
-            </w:r>
-            <w:r>
-              <w:rPr>
-                <w:rFonts w:ascii="Arial" w:hAnsi="Arial" w:cs="Arial"/>
-                <w:sz w:val="22"/>
-                <w:szCs w:val="22"/>
-                <w:lang w:val="pt-PT"/>
-              </w:rPr>
-              <w:t>282496</w:t>
+              <w:t xml:space="preserve">  Juan Jose Estrada Godinez  F- 378258</w:t>
             </w:r>
           </w:p>
           <w:p>
@@ -2993,10 +3292,10 @@
                 <v:path o:extrusionok="f" gradientshapeok="t" o:connecttype="rect"/>
                 <o:lock v:ext="edit" aspectratio="t"/>
               </v:shapetype>
-              <v:shape id="_x0000_i1025" type="#_x0000_t75" alt="" style="width:129.8pt;height:45pt;mso-width-percent:0;mso-height-percent:0;mso-width-percent:0;mso-height-percent:0">
+              <v:shape id="_x0000_i1025" type="#_x0000_t75" alt="" style="width:129.9pt;height:44.8pt;mso-width-percent:0;mso-height-percent:0;mso-width-percent:0;mso-height-percent:0">
                 <v:imagedata r:id="rId1" o:title=""/>
               </v:shape>
-              <o:OLEObject Type="Embed" ProgID="PBrush" ShapeID="_x0000_i1025" DrawAspect="Content" ObjectID="_1850541729" r:id="rId2"/>
+              <o:OLEObject Type="Embed" ProgID="PBrush" ShapeID="_x0000_i1025" DrawAspect="Content" ObjectID="_1852193151" r:id="rId2"/>
             </w:object>
           </w:r>
         </w:p>
@@ -3911,10 +4210,28 @@
 </file>
 
 <file path=customXml/item1.xml><?xml version="1.0" encoding="utf-8"?>
-<b:Sources xmlns:b="http://schemas.openxmlformats.org/officeDocument/2006/bibliography" xmlns="http://schemas.openxmlformats.org/officeDocument/2006/bibliography" SelectedStyle="\APASixthEditionOfficeOnline.xsl" StyleName="APA" Version="6"/>
+<?mso-contentType ?>
+<FormTemplates xmlns="http://schemas.microsoft.com/sharepoint/v3/contenttype/forms">
+  <Display>DocumentLibraryForm</Display>
+  <Edit>DocumentLibraryForm</Edit>
+  <New>DocumentLibraryForm</New>
+</FormTemplates>
 </file>
 
 <file path=customXml/item2.xml><?xml version="1.0" encoding="utf-8"?>
+<p:properties xmlns:p="http://schemas.microsoft.com/office/2006/metadata/properties" xmlns:xsi="http://www.w3.org/2001/XMLSchema-instance" xmlns:pc="http://schemas.microsoft.com/office/infopath/2007/PartnerControls">
+  <documentManagement>
+    <lcf76f155ced4ddcb4097134ff3c332f xmlns="aa5afa56-7e35-446d-92fd-ff9896fa623a">
+      <Terms xmlns="http://schemas.microsoft.com/office/infopath/2007/PartnerControls"/>
+    </lcf76f155ced4ddcb4097134ff3c332f>
+    <TaxCatchAll xmlns="6fd75834-9ba6-41f9-b1c8-ae1f15b4a690" xsi:nil="true"/>
+    <_ip_UnifiedCompliancePolicyUIAction xmlns="http://schemas.microsoft.com/sharepoint/v3" xsi:nil="true"/>
+    <_ip_UnifiedCompliancePolicyProperties xmlns="http://schemas.microsoft.com/sharepoint/v3" xsi:nil="true"/>
+  </documentManagement>
+</p:properties>
+</file>
+
+<file path=customXml/item3.xml><?xml version="1.0" encoding="utf-8"?>
 <ct:contentTypeSchema xmlns:ct="http://schemas.microsoft.com/office/2006/metadata/contentType" xmlns:ma="http://schemas.microsoft.com/office/2006/metadata/properties/metaAttributes" ct:_="" ma:_="" ma:contentTypeName="Documento" ma:contentTypeID="0x010100A87C2EA155D72146AF5E83CE3CFFEB38" ma:contentTypeVersion="15" ma:contentTypeDescription="Crear nuevo documento." ma:contentTypeScope="" ma:versionID="18a8814fc859c49a9914bd993aa96308">
   <xsd:schema xmlns:xsd="http://www.w3.org/2001/XMLSchema" xmlns:xs="http://www.w3.org/2001/XMLSchema" xmlns:p="http://schemas.microsoft.com/office/2006/metadata/properties" xmlns:ns1="http://schemas.microsoft.com/sharepoint/v3" xmlns:ns2="aa5afa56-7e35-446d-92fd-ff9896fa623a" xmlns:ns3="6fd75834-9ba6-41f9-b1c8-ae1f15b4a690" targetNamespace="http://schemas.microsoft.com/office/2006/metadata/properties" ma:root="true" ma:fieldsID="b5ab34ea1fc8b639d8e6f399185c44ce" ns1:_="" ns2:_="" ns3:_="">
     <xsd:import namespace="http://schemas.microsoft.com/sharepoint/v3"/>
@@ -4138,37 +4455,31 @@
 </ct:contentTypeSchema>
 </file>
 
-<file path=customXml/item3.xml><?xml version="1.0" encoding="utf-8"?>
-<p:properties xmlns:p="http://schemas.microsoft.com/office/2006/metadata/properties" xmlns:xsi="http://www.w3.org/2001/XMLSchema-instance" xmlns:pc="http://schemas.microsoft.com/office/infopath/2007/PartnerControls">
-  <documentManagement>
-    <lcf76f155ced4ddcb4097134ff3c332f xmlns="aa5afa56-7e35-446d-92fd-ff9896fa623a">
-      <Terms xmlns="http://schemas.microsoft.com/office/infopath/2007/PartnerControls"/>
-    </lcf76f155ced4ddcb4097134ff3c332f>
-    <TaxCatchAll xmlns="6fd75834-9ba6-41f9-b1c8-ae1f15b4a690" xsi:nil="true"/>
-    <_ip_UnifiedCompliancePolicyUIAction xmlns="http://schemas.microsoft.com/sharepoint/v3" xsi:nil="true"/>
-    <_ip_UnifiedCompliancePolicyProperties xmlns="http://schemas.microsoft.com/sharepoint/v3" xsi:nil="true"/>
-  </documentManagement>
-</p:properties>
-</file>
-
 <file path=customXml/item4.xml><?xml version="1.0" encoding="utf-8"?>
-<?mso-contentType ?>
-<FormTemplates xmlns="http://schemas.microsoft.com/sharepoint/v3/contenttype/forms">
-  <Display>DocumentLibraryForm</Display>
-  <Edit>DocumentLibraryForm</Edit>
-  <New>DocumentLibraryForm</New>
-</FormTemplates>
+<b:Sources xmlns:b="http://schemas.openxmlformats.org/officeDocument/2006/bibliography" xmlns="http://schemas.openxmlformats.org/officeDocument/2006/bibliography" SelectedStyle="\APASixthEditionOfficeOnline.xsl" StyleName="APA" Version="6"/>
 </file>
 
 <file path=customXml/itemProps1.xml><?xml version="1.0" encoding="utf-8"?>
-<ds:datastoreItem xmlns:ds="http://schemas.openxmlformats.org/officeDocument/2006/customXml" ds:itemID="{F11C60CF-23AA-469C-9C7A-597742E474D2}">
+<ds:datastoreItem xmlns:ds="http://schemas.openxmlformats.org/officeDocument/2006/customXml" ds:itemID="{1A5A6B0B-D3EB-40CD-B919-06BA2CB67AEA}">
   <ds:schemaRefs>
-    <ds:schemaRef ds:uri="http://schemas.openxmlformats.org/officeDocument/2006/bibliography"/>
+    <ds:schemaRef ds:uri="http://schemas.microsoft.com/sharepoint/v3/contenttype/forms"/>
   </ds:schemaRefs>
 </ds:datastoreItem>
 </file>
 
 <file path=customXml/itemProps2.xml><?xml version="1.0" encoding="utf-8"?>
+<ds:datastoreItem xmlns:ds="http://schemas.openxmlformats.org/officeDocument/2006/customXml" ds:itemID="{80A66124-CC99-4266-A874-6B19C62BC465}">
+  <ds:schemaRefs>
+    <ds:schemaRef ds:uri="http://schemas.microsoft.com/office/2006/metadata/properties"/>
+    <ds:schemaRef ds:uri="http://schemas.microsoft.com/office/infopath/2007/PartnerControls"/>
+    <ds:schemaRef ds:uri="aa5afa56-7e35-446d-92fd-ff9896fa623a"/>
+    <ds:schemaRef ds:uri="6fd75834-9ba6-41f9-b1c8-ae1f15b4a690"/>
+    <ds:schemaRef ds:uri="http://schemas.microsoft.com/sharepoint/v3"/>
+  </ds:schemaRefs>
+</ds:datastoreItem>
+</file>
+
+<file path=customXml/itemProps3.xml><?xml version="1.0" encoding="utf-8"?>
 <ds:datastoreItem xmlns:ds="http://schemas.openxmlformats.org/officeDocument/2006/customXml" ds:itemID="{C7A367BE-7B43-44E8-A6EE-18C956303CD0}">
   <ds:schemaRefs>
     <ds:schemaRef ds:uri="http://schemas.microsoft.com/office/2006/metadata/contentType"/>
@@ -4188,22 +4499,10 @@
 </ds:datastoreItem>
 </file>
 
-<file path=customXml/itemProps3.xml><?xml version="1.0" encoding="utf-8"?>
-<ds:datastoreItem xmlns:ds="http://schemas.openxmlformats.org/officeDocument/2006/customXml" ds:itemID="{80A66124-CC99-4266-A874-6B19C62BC465}">
+<file path=customXml/itemProps4.xml><?xml version="1.0" encoding="utf-8"?>
+<ds:datastoreItem xmlns:ds="http://schemas.openxmlformats.org/officeDocument/2006/customXml" ds:itemID="{F11C60CF-23AA-469C-9C7A-597742E474D2}">
   <ds:schemaRefs>
-    <ds:schemaRef ds:uri="http://schemas.microsoft.com/office/2006/metadata/properties"/>
-    <ds:schemaRef ds:uri="http://schemas.microsoft.com/office/infopath/2007/PartnerControls"/>
-    <ds:schemaRef ds:uri="aa5afa56-7e35-446d-92fd-ff9896fa623a"/>
-    <ds:schemaRef ds:uri="6fd75834-9ba6-41f9-b1c8-ae1f15b4a690"/>
-    <ds:schemaRef ds:uri="http://schemas.microsoft.com/sharepoint/v3"/>
-  </ds:schemaRefs>
-</ds:datastoreItem>
-</file>
-
-<file path=customXml/itemProps4.xml><?xml version="1.0" encoding="utf-8"?>
-<ds:datastoreItem xmlns:ds="http://schemas.openxmlformats.org/officeDocument/2006/customXml" ds:itemID="{1A5A6B0B-D3EB-40CD-B919-06BA2CB67AEA}">
-  <ds:schemaRefs>
-    <ds:schemaRef ds:uri="http://schemas.microsoft.com/sharepoint/v3/contenttype/forms"/>
+    <ds:schemaRef ds:uri="http://schemas.openxmlformats.org/officeDocument/2006/bibliography"/>
   </ds:schemaRefs>
 </ds:datastoreItem>
 </file>